--- a/ADP_URS_FS_DS_IQ_OQ_PQ_2026.docx
+++ b/ADP_URS_FS_DS_IQ_OQ_PQ_2026.docx
@@ -234,7 +234,25 @@
           <w:iCs/>
           <w:lang w:val="en-GB"/>
         </w:rPr>
-        <w:t>to do urs.</w:t>
+        <w:t xml:space="preserve">to do </w:t>
+      </w:r>
+      <w:proofErr w:type="spellStart"/>
+      <w:r>
+        <w:rPr>
+          <w:i/>
+          <w:iCs/>
+          <w:lang w:val="en-GB"/>
+        </w:rPr>
+        <w:t>urs</w:t>
+      </w:r>
+      <w:proofErr w:type="spellEnd"/>
+      <w:r>
+        <w:rPr>
+          <w:i/>
+          <w:iCs/>
+          <w:lang w:val="en-GB"/>
+        </w:rPr>
+        <w:t>.</w:t>
       </w:r>
     </w:p>
     <w:tbl>
@@ -348,7 +366,21 @@
               <w:rPr>
                 <w:lang w:val="en-GB"/>
               </w:rPr>
-              <w:t>Three values coming from 3 different sources are combined to form a json object.</w:t>
+              <w:t xml:space="preserve">Three values coming from 3 different sources are combined to form a </w:t>
+            </w:r>
+            <w:proofErr w:type="spellStart"/>
+            <w:r>
+              <w:rPr>
+                <w:lang w:val="en-GB"/>
+              </w:rPr>
+              <w:t>json</w:t>
+            </w:r>
+            <w:proofErr w:type="spellEnd"/>
+            <w:r>
+              <w:rPr>
+                <w:lang w:val="en-GB"/>
+              </w:rPr>
+              <w:t xml:space="preserve"> object.</w:t>
             </w:r>
           </w:p>
         </w:tc>
@@ -386,7 +418,33 @@
               <w:rPr>
                 <w:lang w:val="en-GB"/>
               </w:rPr>
-              <w:t>A parser transform the json object to a csv string.</w:t>
+              <w:t xml:space="preserve">A parser </w:t>
+            </w:r>
+            <w:r>
+              <w:rPr>
+                <w:lang w:val="en-GB"/>
+              </w:rPr>
+              <w:t>transforms</w:t>
+            </w:r>
+            <w:r>
+              <w:rPr>
+                <w:lang w:val="en-GB"/>
+              </w:rPr>
+              <w:t xml:space="preserve"> the </w:t>
+            </w:r>
+            <w:proofErr w:type="spellStart"/>
+            <w:r>
+              <w:rPr>
+                <w:lang w:val="en-GB"/>
+              </w:rPr>
+              <w:t>json</w:t>
+            </w:r>
+            <w:proofErr w:type="spellEnd"/>
+            <w:r>
+              <w:rPr>
+                <w:lang w:val="en-GB"/>
+              </w:rPr>
+              <w:t xml:space="preserve"> object to a csv string.</w:t>
             </w:r>
           </w:p>
         </w:tc>
@@ -474,7 +532,21 @@
               <w:rPr>
                 <w:lang w:val="en-GB"/>
               </w:rPr>
-              <w:t>A reset message inits the parser to write the header</w:t>
+              <w:t xml:space="preserve">A reset message </w:t>
+            </w:r>
+            <w:proofErr w:type="spellStart"/>
+            <w:r>
+              <w:rPr>
+                <w:lang w:val="en-GB"/>
+              </w:rPr>
+              <w:t>inits</w:t>
+            </w:r>
+            <w:proofErr w:type="spellEnd"/>
+            <w:r>
+              <w:rPr>
+                <w:lang w:val="en-GB"/>
+              </w:rPr>
+              <w:t xml:space="preserve"> the parser to write the header</w:t>
             </w:r>
             <w:r>
               <w:rPr>
@@ -516,7 +588,21 @@
         <w:rPr>
           <w:lang w:val="en-GB"/>
         </w:rPr>
-        <w:t>Here you could simply insert the design of what you intend to implement with Node-RED, even if it's not the final version, as long as it provides an indication of the final structure. This can be commented if necessary.</w:t>
+        <w:t xml:space="preserve">Here you could simply insert the design of what you intend to implement with Node-RED, even if it's not the final version, </w:t>
+      </w:r>
+      <w:proofErr w:type="gramStart"/>
+      <w:r>
+        <w:rPr>
+          <w:lang w:val="en-GB"/>
+        </w:rPr>
+        <w:t>as long as</w:t>
+      </w:r>
+      <w:proofErr w:type="gramEnd"/>
+      <w:r>
+        <w:rPr>
+          <w:lang w:val="en-GB"/>
+        </w:rPr>
+        <w:t xml:space="preserve"> it provides an indication of the final structure. This can be commented if necessary.</w:t>
       </w:r>
     </w:p>
     <w:p>
@@ -596,8 +682,16 @@
         <w:rPr>
           <w:lang w:val="en-GB"/>
         </w:rPr>
-        <w:t xml:space="preserve"> works</w:t>
-      </w:r>
+        <w:t xml:space="preserve"> </w:t>
+      </w:r>
+      <w:proofErr w:type="gramStart"/>
+      <w:r>
+        <w:rPr>
+          <w:lang w:val="en-GB"/>
+        </w:rPr>
+        <w:t>works</w:t>
+      </w:r>
+      <w:proofErr w:type="gramEnd"/>
       <w:r>
         <w:rPr>
           <w:lang w:val="en-GB"/>
@@ -725,7 +819,21 @@
               <w:rPr>
                 <w:lang w:val="en-GB"/>
               </w:rPr>
-              <w:t>The engineer insert the values …</w:t>
+              <w:t xml:space="preserve">The engineer </w:t>
+            </w:r>
+            <w:proofErr w:type="gramStart"/>
+            <w:r>
+              <w:rPr>
+                <w:lang w:val="en-GB"/>
+              </w:rPr>
+              <w:t>insert</w:t>
+            </w:r>
+            <w:proofErr w:type="gramEnd"/>
+            <w:r>
+              <w:rPr>
+                <w:lang w:val="en-GB"/>
+              </w:rPr>
+              <w:t xml:space="preserve"> the values …</w:t>
             </w:r>
             <w:r>
               <w:rPr>
@@ -735,12 +843,14 @@
               </w:rPr>
               <w:t>42</w:t>
             </w:r>
+            <w:proofErr w:type="gramStart"/>
             <w:r>
               <w:rPr>
                 <w:lang w:val="en-GB"/>
               </w:rPr>
               <w:t>…;…</w:t>
             </w:r>
+            <w:proofErr w:type="gramEnd"/>
             <w:r>
               <w:rPr>
                 <w:rFonts w:ascii="Dreaming Outloud Script Pro" w:hAnsi="Dreaming Outloud Script Pro" w:cs="Dreaming Outloud Script Pro"/>
@@ -749,12 +859,14 @@
               </w:rPr>
               <w:t>33</w:t>
             </w:r>
+            <w:proofErr w:type="gramStart"/>
             <w:r>
               <w:rPr>
                 <w:lang w:val="en-GB"/>
               </w:rPr>
               <w:t>.;…</w:t>
             </w:r>
+            <w:proofErr w:type="gramEnd"/>
             <w:r>
               <w:rPr>
                 <w:rFonts w:ascii="Dreaming Outloud Script Pro" w:hAnsi="Dreaming Outloud Script Pro" w:cs="Dreaming Outloud Script Pro"/>
@@ -813,7 +925,21 @@
               <w:rPr>
                 <w:lang w:val="en-GB"/>
               </w:rPr>
-              <w:t xml:space="preserve">Value of first column is : </w:t>
+              <w:t xml:space="preserve">Value of first column </w:t>
+            </w:r>
+            <w:proofErr w:type="gramStart"/>
+            <w:r>
+              <w:rPr>
+                <w:lang w:val="en-GB"/>
+              </w:rPr>
+              <w:t>is :</w:t>
+            </w:r>
+            <w:proofErr w:type="gramEnd"/>
+            <w:r>
+              <w:rPr>
+                <w:lang w:val="en-GB"/>
+              </w:rPr>
+              <w:t xml:space="preserve"> </w:t>
             </w:r>
             <w:r>
               <w:rPr>
@@ -867,7 +993,21 @@
               <w:rPr>
                 <w:lang w:val="en-GB"/>
               </w:rPr>
-              <w:t xml:space="preserve">Value of third column is : </w:t>
+              <w:t xml:space="preserve">Value of third column </w:t>
+            </w:r>
+            <w:proofErr w:type="gramStart"/>
+            <w:r>
+              <w:rPr>
+                <w:lang w:val="en-GB"/>
+              </w:rPr>
+              <w:t>is :</w:t>
+            </w:r>
+            <w:proofErr w:type="gramEnd"/>
+            <w:r>
+              <w:rPr>
+                <w:lang w:val="en-GB"/>
+              </w:rPr>
+              <w:t xml:space="preserve"> </w:t>
             </w:r>
             <w:r>
               <w:rPr>
@@ -1121,7 +1261,21 @@
               <w:rPr>
                 <w:lang w:val="en-GB"/>
               </w:rPr>
-              <w:t xml:space="preserve">Value of temperature on User Interface is : </w:t>
+              <w:t xml:space="preserve">Value of temperature on User Interface </w:t>
+            </w:r>
+            <w:proofErr w:type="gramStart"/>
+            <w:r>
+              <w:rPr>
+                <w:lang w:val="en-GB"/>
+              </w:rPr>
+              <w:t>is :</w:t>
+            </w:r>
+            <w:proofErr w:type="gramEnd"/>
+            <w:r>
+              <w:rPr>
+                <w:lang w:val="en-GB"/>
+              </w:rPr>
+              <w:t xml:space="preserve"> </w:t>
             </w:r>
             <w:r>
               <w:rPr>
@@ -1175,7 +1329,21 @@
               <w:rPr>
                 <w:lang w:val="en-GB"/>
               </w:rPr>
-              <w:t xml:space="preserve">Value of humidity on User Interface is : </w:t>
+              <w:t xml:space="preserve">Value of humidity on User Interface </w:t>
+            </w:r>
+            <w:proofErr w:type="gramStart"/>
+            <w:r>
+              <w:rPr>
+                <w:lang w:val="en-GB"/>
+              </w:rPr>
+              <w:t>is :</w:t>
+            </w:r>
+            <w:proofErr w:type="gramEnd"/>
+            <w:r>
+              <w:rPr>
+                <w:lang w:val="en-GB"/>
+              </w:rPr>
+              <w:t xml:space="preserve"> </w:t>
             </w:r>
             <w:r>
               <w:rPr>
@@ -1221,7 +1389,21 @@
               <w:rPr>
                 <w:lang w:val="en-GB"/>
               </w:rPr>
-              <w:t xml:space="preserve">Value of pressure on User Interface is : </w:t>
+              <w:t xml:space="preserve">Value of pressure on User Interface </w:t>
+            </w:r>
+            <w:proofErr w:type="gramStart"/>
+            <w:r>
+              <w:rPr>
+                <w:lang w:val="en-GB"/>
+              </w:rPr>
+              <w:t>is :</w:t>
+            </w:r>
+            <w:proofErr w:type="gramEnd"/>
+            <w:r>
+              <w:rPr>
+                <w:lang w:val="en-GB"/>
+              </w:rPr>
+              <w:t xml:space="preserve"> </w:t>
             </w:r>
             <w:r>
               <w:rPr>
@@ -1639,13 +1821,7 @@
               <w:rPr>
                 <w:lang w:val="en-GB"/>
               </w:rPr>
-              <w:t xml:space="preserve"> </w:t>
-            </w:r>
-            <w:r>
-              <w:rPr>
-                <w:lang w:val="en-GB"/>
-              </w:rPr>
-              <w:t xml:space="preserve">(yes/no): </w:t>
+              <w:t xml:space="preserve"> (yes/no): </w:t>
             </w:r>
             <w:r>
               <w:rPr>
@@ -1678,19 +1854,41 @@
               <w:rPr>
                 <w:lang w:val="en-GB"/>
               </w:rPr>
-              <w:t xml:space="preserve"> well formed with value_01;value_02;value_03</w:t>
-            </w:r>
-            <w:r>
-              <w:rPr>
-                <w:lang w:val="en-GB"/>
-              </w:rPr>
-              <w:t xml:space="preserve">: </w:t>
-            </w:r>
-            <w:r>
-              <w:rPr>
-                <w:lang w:val="en-GB"/>
-              </w:rPr>
-              <w:t xml:space="preserve">(yes/no): </w:t>
+              <w:t xml:space="preserve"> well formed with value_</w:t>
+            </w:r>
+            <w:proofErr w:type="gramStart"/>
+            <w:r>
+              <w:rPr>
+                <w:lang w:val="en-GB"/>
+              </w:rPr>
+              <w:t>01;value</w:t>
+            </w:r>
+            <w:proofErr w:type="gramEnd"/>
+            <w:r>
+              <w:rPr>
+                <w:lang w:val="en-GB"/>
+              </w:rPr>
+              <w:t>_</w:t>
+            </w:r>
+            <w:proofErr w:type="gramStart"/>
+            <w:r>
+              <w:rPr>
+                <w:lang w:val="en-GB"/>
+              </w:rPr>
+              <w:t>02;value</w:t>
+            </w:r>
+            <w:proofErr w:type="gramEnd"/>
+            <w:r>
+              <w:rPr>
+                <w:lang w:val="en-GB"/>
+              </w:rPr>
+              <w:t>_03</w:t>
+            </w:r>
+            <w:r>
+              <w:rPr>
+                <w:lang w:val="en-GB"/>
+              </w:rPr>
+              <w:t xml:space="preserve">: (yes/no): </w:t>
             </w:r>
             <w:r>
               <w:rPr>
